--- a/docs/第二次文艺复兴_系统与复杂性科学_排版正本.docx
+++ b/docs/第二次文艺复兴_系统与复杂性科学_排版正本.docx
@@ -88,7 +88,7 @@
     </w:p>
     <w:p>
       <w:r>
-        <w:pict w14:anchorId="61DD1404">
+        <w:pict w14:anchorId="1681AD30">
           <v:rect id="_x0000_i1025" style="width:0;height:1.5pt" o:hralign="center" o:hrstd="t" o:hr="t"/>
         </w:pict>
       </w:r>
@@ -114,7 +114,7 @@
         <w:rPr>
           <w:rFonts w:hint="eastAsia"/>
         </w:rPr>
-        <w:t>近代科学建立在笛卡尔与牛顿还原论的”纵向分科”基础之上，通过孤立微观切片在局部因果控制中取得了巨大成功；然而在面对强耦合的开放复杂巨系统（</w:t>
+        <w:t>近代科学建立在笛卡尔与牛顿还原论的“纵向分科”基础之上，通过孤立微观切片在局部因果控制中取得了巨大成功；然而在面对强耦合的开放复杂巨系统（</w:t>
       </w:r>
       <w:r>
         <w:rPr>
@@ -135,7 +135,7 @@
         <w:rPr>
           <w:rFonts w:hint="eastAsia"/>
         </w:rPr>
-        <w:t>）时，普遍陷入微观状态组合爆炸与宏观做功”矢量对消”（</w:t>
+        <w:t>）时，普遍陷入微观状态组合爆炸与宏观做功“矢量对消”（</w:t>
       </w:r>
       <w:r>
         <w:rPr>
@@ -239,7 +239,7 @@
         <w:rPr>
           <w:rFonts w:hint="eastAsia"/>
         </w:rPr>
-        <w:t>）的系统性耗散泥潭。本文从认识论第一性原理出发，确立了系统与复杂性科学作为”元科学”（</w:t>
+        <w:t>）的系统性耗散泥潭。本文从认识论第一性原理出发，确立了系统与复杂性科学作为“元科学”（</w:t>
       </w:r>
       <w:r>
         <w:rPr>
@@ -251,7 +251,7 @@
         <w:rPr>
           <w:rFonts w:hint="eastAsia"/>
         </w:rPr>
-        <w:t>）的学术位阶：人类在物理上无法直接通达客观实然，一切科学研究与工程实践，本质上都是通过观察者划界建立的”应然系统”（</w:t>
+        <w:t>）的学术位阶：人类在物理上无法直接通达客观实然，一切科学研究与工程实践，本质上都是通过观察者划界建立的“应然系统”（</w:t>
       </w:r>
       <w:r>
         <w:rPr>
@@ -351,7 +351,7 @@
         <w:rPr>
           <w:rFonts w:hint="eastAsia"/>
         </w:rPr>
-        <w:t>的工业闭环实践为发生学原点，阐明该实证的核心物理事实在于维持了”计划——执行——反馈”的高频闭环与自主决策，证明了开放复杂巨系统的闭环可计算性，使系统得以长期维持”生成、存续与进化”的闭环存续（</w:t>
+        <w:t>的工业闭环实践为发生学原点，阐明该实证的核心物理事实在于维持了“计划——执行——反馈”的高频闭环与自主决策，证明了开放复杂巨系统的闭环可计算性，使系统得以长期维持“生成、存续与进化”的闭环存续（</w:t>
       </w:r>
       <w:r>
         <w:rPr>
@@ -416,7 +416,7 @@
         <w:rPr>
           <w:rFonts w:hint="eastAsia"/>
         </w:rPr>
-        <w:t>）第一性原理，系统展开”定性八论”（论目的、论本质、论方案、论能力、论机制、论路径、论动力、论进化）从微观耦合到二阶修宪的因果演绎链。本文在客观肯定现有技术范式局部价值的同时，划定了</w:t>
+        <w:t>）第一性原理，系统展开“定性八论”（论目的、论本质、论方案、论能力、论机制、论路径、论动力、论进化）从微观耦合到二阶修宪的因果演绎链。本文在客观肯定现有技术范式局部价值的同时，划定了</w:t>
       </w:r>
       <w:r>
         <w:t xml:space="preserve"> Multi-AI Agent </w:t>
@@ -485,7 +485,7 @@
         <w:rPr>
           <w:rFonts w:hint="eastAsia"/>
         </w:rPr>
-        <w:t>：提出由物理五维数据模型（体）与极简演化算法（用）构成的”双螺旋架构”，证明了在划界条件下的</w:t>
+        <w:t>：提出由物理五维数据模型（体）与极简演化算法（用）构成的“双螺旋架构”，证明了在划界条件下的</w:t>
       </w:r>
       <w:r>
         <w:rPr>
@@ -788,7 +788,7 @@
         <w:rPr>
           <w:rFonts w:hint="eastAsia"/>
         </w:rPr>
-        <w:t>自十七世纪以来，笛卡尔与牛顿所确立的”还原论”（</w:t>
+        <w:t>自十七世纪以来，笛卡尔与牛顿所确立的“还原论”（</w:t>
       </w:r>
       <w:r>
         <w:rPr>
@@ -800,7 +800,7 @@
         <w:rPr>
           <w:rFonts w:hint="eastAsia"/>
         </w:rPr>
-        <w:t>）范式统治了近代自然科学近四百年。还原论主张”化整为零”，假定系统可以被逐层拆解为孤立、弱相互作用的微观单元进行精确求解，再通过线性积分叠加重构全局。在宏观低速、近平衡态且相互作用微弱的物理切空间内，这一范式释放出了难以估量的工程红利，奠定了工业革命以来的工程技术大厦。</w:t>
+        <w:t>）范式统治了近代自然科学近四百年。还原论主张“化整为零”，假定系统可以被逐层拆解为孤立、弱相互作用的微观单元进行精确求解，再通过线性积分叠加重构全局。在宏观低速、近平衡态且相互作用微弱的物理切空间内，这一范式释放出了难以估量的工程红利，奠定了工业革命以来的工程技术大厦。</w:t>
       </w:r>
     </w:p>
     <w:p>
@@ -861,7 +861,7 @@
         <w:rPr>
           <w:rFonts w:hint="eastAsia"/>
         </w:rPr>
-        <w:t>郭雷院士的学科论断与”元科学”位阶</w:t>
+        <w:t>郭雷院士的学科论断与“元科学”位阶</w:t>
       </w:r>
     </w:p>
     <w:p>
@@ -973,7 +973,7 @@
         <w:rPr>
           <w:rFonts w:hint="eastAsia"/>
         </w:rPr>
-        <w:t>唯有系统与复杂性科学，以”系统自身生成、存续、演化与调控的一般规律”为核心研究对象。</w:t>
+        <w:t>唯有系统与复杂性科学，以“系统自身生成、存续、演化与调控的一般规律”为核心研究对象。</w:t>
       </w:r>
     </w:p>
     <w:p>
@@ -1005,7 +1005,7 @@
         <w:rPr>
           <w:rFonts w:hint="eastAsia"/>
         </w:rPr>
-        <w:t>），郭雷院士进一步指明，正是在这一普遍性意义上，系统科学应当被确立为”科学中的科学”（元科学，</w:t>
+        <w:t>），郭雷院士进一步指明，正是在这一普遍性意义上，系统科学应当被确立为“科学中的科学”（元科学，</w:t>
       </w:r>
       <w:r>
         <w:rPr>
@@ -1025,7 +1025,7 @@
           <w:b/>
           <w:bCs/>
         </w:rPr>
-        <w:t>系统与复杂性科学之所以应当被确立为”科学的科学”，并非源于学科自封，而是由其研究对象的普遍性所决定：一切具体科学在建构认知与治理模型时，都必须先建构并治理自身的”应然系统”。系统科学研究的正是这一普遍中介的生成、存续与进化法则。因此，它天然处于所有具体科学共同的底层中介层面，而非某一门具体科学的侧翼或从属附庸。</w:t>
+        <w:t>系统与复杂性科学之所以应当被确立为“科学的科学”，并非源于学科自封，而是由其研究对象的普遍性所决定：一切具体科学在建构认知与治理模型时，都必须先建构并治理自身的“应然系统”。系统科学研究的正是这一普遍中介的生成、存续与进化法则。因此，它天然处于所有具体科学共同的底层中介层面，而非某一门具体科学的侧翼或从属附庸。</w:t>
       </w:r>
     </w:p>
     <w:p>
@@ -1096,7 +1096,7 @@
         <w:rPr>
           <w:rFonts w:hint="eastAsia"/>
         </w:rPr>
-        <w:t>）以宏伟的视野重构了”现代科学技术体系”。钱学森先生明确指出，系统科学绝非工程数学的从属附庸，而是一个与自然科学、社会科学并列的独立科学大门类，是贯穿人类科学之树的”横轴”。</w:t>
+        <w:t>）以宏伟的视野重构了“现代科学技术体系”。钱学森先生明确指出，系统科学绝非工程数学的从属附庸，而是一个与自然科学、社会科学并列的独立科学大门类，是贯穿人类科学之树的“横轴”。</w:t>
       </w:r>
     </w:p>
     <w:p>
@@ -1152,7 +1152,7 @@
         <w:rPr>
           <w:rFonts w:hint="eastAsia"/>
         </w:rPr>
-        <w:t>）与”大成智慧学”（</w:t>
+        <w:t>）与“大成智慧学”（</w:t>
       </w:r>
       <w:r>
         <w:rPr>
@@ -1227,7 +1227,7 @@
         <w:rPr>
           <w:rFonts w:hint="eastAsia"/>
         </w:rPr>
-        <w:t>）等学者进一步深入阐发的系统科学范式，被学界广泛视为破除四百年分科碎片化、通向人类知识大汇流的”第二次文艺复兴”的核心路径。</w:t>
+        <w:t>）等学者进一步深入阐发的系统科学范式，被学界广泛视为破除四百年分科碎片化、通向人类知识大汇流的“第二次文艺复兴”的核心路径。</w:t>
       </w:r>
     </w:p>
     <w:p>
@@ -1238,7 +1238,7 @@
         <w:rPr>
           <w:rFonts w:hint="eastAsia"/>
         </w:rPr>
-        <w:t>钱学森先生为复杂系统的治理确立了战略方向，郭雷院士从学科本体论上锚定了其”元科学”的最高位阶。在这一宏伟框架下，受限于当时的算力条件与工业数据基础，我们发现复杂巨系统治理在历史演进中留下了两大未竟追问：</w:t>
+        <w:t>钱学森先生为复杂系统的治理确立了战略方向，郭雷院士从学科本体论上锚定了其“元科学”的最高位阶。在这一宏伟框架下，受限于当时的算力条件与工业数据基础，我们发现复杂巨系统治理在历史演进中留下了两大未竟追问：</w:t>
       </w:r>
     </w:p>
     <w:p>
@@ -1285,7 +1285,7 @@
         <w:rPr>
           <w:rFonts w:hint="eastAsia"/>
         </w:rPr>
-        <w:t>：面对万级以上节点在离散时空相空间中引发的阶乘级组合状态爆炸假象，如何在工程算法与泛函分析上，形式化证明其具备多项式时间内的”闭环可计算性”（</w:t>
+        <w:t>：面对万级以上节点在离散时空相空间中引发的阶乘级组合状态爆炸假象，如何在工程算法与泛函分析上，形式化证明其具备多项式时间内的“闭环可计算性”（</w:t>
       </w:r>
       <w:r>
         <w:rPr>
@@ -1297,7 +1297,7 @@
         <w:rPr>
           <w:rFonts w:hint="eastAsia"/>
         </w:rPr>
-        <w:t>）与”全局最优收敛性”，从而使系统科学从”事后仿真模拟”升维为能够直接在物理实体战场毫秒级逆向做功的通用引擎？</w:t>
+        <w:t>）与“全局最优收敛性”，从而使系统科学从“事后仿真模拟”升维为能够直接在物理实体战场毫秒级逆向做功的通用引擎？</w:t>
       </w:r>
     </w:p>
     <w:p>
@@ -1320,7 +1320,7 @@
         <w:rPr>
           <w:rFonts w:hint="eastAsia"/>
         </w:rPr>
-        <w:t>在展开两大未竟追问之前，需先澄清一个根本性误解：有论者以”缺乏形式化证明”为由，将钱学森的开放复杂巨系统理论归入哲学思辨。此论在认知发生学上不能成立。</w:t>
+        <w:t>在展开两大未竟追问之前，需先澄清一个根本性误解：有论者以“缺乏形式化证明”为由，将钱学森的开放复杂巨系统理论归入哲学思辨。此论在认知发生学上不能成立。</w:t>
       </w:r>
     </w:p>
     <w:p>
@@ -1331,7 +1331,7 @@
         <w:rPr>
           <w:rFonts w:hint="eastAsia"/>
         </w:rPr>
-        <w:t>认知遵循”动作→体验→结构→形式化”的发生学顺序。无动作则无体验，无体验则无认知，无认知则无结构，无结构则形式化无从附着。钱学森之所以能提出</w:t>
+        <w:t>认知遵循“动作→体验→结构→形式化”的发生学顺序。无动作则无体验，无体验则无认知，无认知则无结构，无结构则形式化无从附着。钱学森之所以能提出</w:t>
       </w:r>
       <w:r>
         <w:t xml:space="preserve"> </w:t>
@@ -1346,7 +1346,7 @@
         <w:rPr>
           <w:rFonts w:hint="eastAsia"/>
         </w:rPr>
-        <w:t>，正因他走通了这条路线。作为航天工程总设计师，他在真实物理战场上亲手跑通”计划——执行——反馈”闭环，从具体工程中提取出跨域同构的拓扑结构。他借用了哲学语言，是因为当时缺乏</w:t>
+        <w:t>，正因他走通了这条路线。作为航天工程总设计师，他在真实物理战场上亲手跑通“计划——执行——反馈”闭环，从具体工程中提取出跨域同构的拓扑结构。他借用了哲学语言，是因为当时缺乏</w:t>
       </w:r>
       <w:r>
         <w:t xml:space="preserve"> </w:t>
@@ -1390,7 +1390,7 @@
         <w:rPr>
           <w:rFonts w:hint="eastAsia"/>
         </w:rPr>
-        <w:t>命题，以双螺旋架构与极值唯一性定理补足定量证明，正是对钱学森留下之形式化缺环的接续。这不是”用前人证明自己”，而是”用公理解释前人”——让每一位先贤的智慧碎片，在完整的物理拼图中找到终极位置。</w:t>
+        <w:t>命题，以双螺旋架构与极值唯一性定理补足定量证明，正是对钱学森留下之形式化缺环的接续。这不是“用前人证明自己”，而是“用公理解释前人”——让每一位先贤的智慧碎片，在完整的物理拼图中找到终极位置。</w:t>
       </w:r>
     </w:p>
     <w:p>
@@ -1503,7 +1503,7 @@
           <w:b/>
           <w:bCs/>
         </w:rPr>
-        <w:t>它为什么存在？（存在的理由：由”应然系统治理危机”倒逼而生）</w:t>
+        <w:t>它为什么存在？（存在的理由：由“应然系统治理危机”倒逼而生）</w:t>
       </w:r>
       <w:r>
         <w:br/>
@@ -1512,7 +1512,7 @@
         <w:rPr>
           <w:rFonts w:hint="eastAsia"/>
         </w:rPr>
-        <w:t>人类在物理上无法直接通达客观实然，一切科学、工程与社会治理，本质上都是通过划界建构”应然系统”去观测、模拟与治理现实世界。然而，</w:t>
+        <w:t>人类在物理上无法直接通达客观实然，一切科学、工程与社会治理，本质上都是通过划界建构“应然系统”去观测、模拟与治理现实世界。然而，</w:t>
       </w:r>
       <w:r>
         <w:rPr>
@@ -1603,7 +1603,7 @@
           <w:bCs/>
         </w:rPr>
         <w:lastRenderedPageBreak/>
-        <w:t>它应该是什么？（本质与定位：研究”通用中介应然系统”普适法则的元科学）</w:t>
+        <w:t>它应该是什么？（本质与定位：研究“通用中介应然系统”普适法则的元科学）</w:t>
       </w:r>
       <w:r>
         <w:br/>
@@ -1626,7 +1626,7 @@
         <w:rPr>
           <w:rFonts w:hint="eastAsia"/>
         </w:rPr>
-        <w:t>，但它们在建构认知与治理模型时，都必须经过”应然系统”这一中介。系统与复杂性科学不与垂直学科争夺具体客体，它研究的正是</w:t>
+        <w:t>，但它们在建构认知与治理模型时，都必须经过“应然系统”这一中介。系统与复杂性科学不与垂直学科争夺具体客体，它研究的正是</w:t>
       </w:r>
       <w:r>
         <w:rPr>
@@ -1640,7 +1640,7 @@
         <w:rPr>
           <w:rFonts w:hint="eastAsia"/>
         </w:rPr>
-        <w:t>。因此，它天然处于所有具体科学共同的底层中介层面，确立了其作为”科学的科学”（元科学，</w:t>
+        <w:t>。因此，它天然处于所有具体科学共同的底层中介层面，确立了其作为“科学的科学”（元科学，</w:t>
       </w:r>
       <w:r>
         <w:rPr>
@@ -2236,7 +2236,7 @@
         </w:rPr>
         <w:lastRenderedPageBreak/>
         <w:drawing>
-          <wp:inline distT="0" distB="0" distL="0" distR="0" wp14:anchorId="7955C407" wp14:editId="6A4E33EE">
+          <wp:inline distT="0" distB="0" distL="0" distR="0" wp14:anchorId="07DDC137" wp14:editId="614A05FD">
             <wp:extent cx="5334000" cy="4928962"/>
             <wp:effectExtent l="0" t="0" r="0" b="0"/>
             <wp:docPr id="16" name="Picture" descr="图 1：系统与复杂性科学作为“元科学”的四大底层因果链（通过“三位一体定性物理等价”形式化证明完成元科学的形式化完整化）"/>
@@ -3037,7 +3037,7 @@
         <w:rPr>
           <w:rFonts w:hint="eastAsia"/>
         </w:rPr>
-        <w:t>认识论立宪：物理实然的不可直达性与”应然系统治理”</w:t>
+        <w:t>认识论立宪：物理实然的不可直达性与“应然系统治理”</w:t>
       </w:r>
     </w:p>
     <w:p>
@@ -3048,7 +3048,7 @@
         <w:rPr>
           <w:rFonts w:hint="eastAsia"/>
         </w:rPr>
-        <w:t>以下逐层展开上述因果论证链。首先从认识论第一性原理出发，确立”应然系统”概念及其内生治理危机。</w:t>
+        <w:t>以下逐层展开上述因果论证链。首先从认识论第一性原理出发，确立“应然系统”概念及其内生治理危机。</w:t>
       </w:r>
     </w:p>
     <w:p>
@@ -3364,7 +3364,7 @@
         <w:rPr>
           <w:rFonts w:hint="eastAsia"/>
         </w:rPr>
-        <w:t>人类所有的科学探索、工程建构与社会治理，其本质都是通过划界在局部构建出一个结构化的”应然系统”（</w:t>
+        <w:t>人类所有的科学探索、工程建构与社会治理，其本质都是通过划界在局部构建出一个结构化的“应然系统”（</w:t>
       </w:r>
       <w:r>
         <w:rPr>
@@ -3401,7 +3401,7 @@
         <w:rPr>
           <w:rFonts w:hint="eastAsia"/>
         </w:rPr>
-        <w:t>应然系统的”对外三大功能与对内唯一目的”</w:t>
+        <w:t>应然系统的“对外三大功能与对内唯一目的”</w:t>
       </w:r>
     </w:p>
     <w:p>
@@ -5318,7 +5318,7 @@
           <w:b/>
           <w:bCs/>
         </w:rPr>
-        <w:t>最核心的物理事实并非孤立的业务指标，而是系统实现了”计划——执行——反馈”的高频刚性闭环：</w:t>
+        <w:t>最核心的物理事实并非孤立的业务指标，而是系统实现了“计划——执行——反馈”的高频刚性闭环：</w:t>
       </w:r>
     </w:p>
     <w:p>
@@ -5481,7 +5481,7 @@
         <w:rPr>
           <w:rFonts w:hint="eastAsia"/>
         </w:rPr>
-        <w:t>，将人类调度员从万级离散变量的微观计算中彻底解放至环外；达成”</w:t>
+        <w:t>，将人类调度员从万级离散变量的微观计算中彻底解放至环外；达成“</w:t>
       </w:r>
       <w:r>
         <w:rPr>
@@ -5534,7 +5534,7 @@
         <w:rPr>
           <w:rFonts w:hint="eastAsia"/>
         </w:rPr>
-        <w:t>发生学深层内核：维持可计算性让系统在”生成、存续与进化”中持续存活</w:t>
+        <w:t>发生学深层内核：维持可计算性让系统在“生成、存续与进化”中持续存活</w:t>
       </w:r>
     </w:p>
     <w:p>
@@ -5545,7 +5545,7 @@
         <w:rPr>
           <w:rFonts w:hint="eastAsia"/>
         </w:rPr>
-        <w:t>实证数据确立了一个不可动摇的物理事实：开放复杂巨系统的”闭环可计算性”绝非理论幻想，而是一个已被千亿级实体工业长周期运行所验证的物理事实。</w:t>
+        <w:t>实证数据确立了一个不可动摇的物理事实：开放复杂巨系统的“闭环可计算性”绝非理论幻想，而是一个已被千亿级实体工业长周期运行所验证的物理事实。</w:t>
       </w:r>
     </w:p>
     <w:p>
@@ -5565,7 +5565,7 @@
         <w:rPr>
           <w:rFonts w:hint="eastAsia"/>
         </w:rPr>
-        <w:t>年的漫长周期始终维持了这一可计算性，它才没有在规模膨胀后跌入矢量对消的内耗深渊；正是由于可计算性的维系，系统才得以在真实工业相变与黑天鹅断供冲击中，持续经历”生成、存续与进化”的闭环存续，不断自主演进并实现残差驱动局部重算。</w:t>
+        <w:t>年的漫长周期始终维持了这一可计算性，它才没有在规模膨胀后跌入矢量对消的内耗深渊；正是由于可计算性的维系，系统才得以在真实工业相变与黑天鹅断供冲击中，持续经历“生成、存续与进化”的闭环存续，不断自主演进并实现残差驱动局部重算。</w:t>
       </w:r>
       <w:r>
         <w:t xml:space="preserve"> </w:t>
@@ -5654,7 +5654,7 @@
         <w:rPr>
           <w:rFonts w:hint="eastAsia"/>
         </w:rPr>
-        <w:t>节）：首先确立第一性原理，再从它出发推导八论因果链。开放复杂巨系统的物理与数据本质，彻底击碎了经典统计学与线性运筹学赖以立足的”独立同分布（</w:t>
+        <w:t>节）：首先确立第一性原理，再从它出发推导八论因果链。开放复杂巨系统的物理与数据本质，彻底击碎了经典统计学与线性运筹学赖以立足的“独立同分布（</w:t>
       </w:r>
       <w:r>
         <w:rPr>
@@ -5666,7 +5666,7 @@
         <w:rPr>
           <w:rFonts w:hint="eastAsia"/>
         </w:rPr>
-        <w:t>）“假设。由操龙兵教授（</w:t>
+        <w:t>）”假设。由操龙兵教授（</w:t>
       </w:r>
       <w:r>
         <w:rPr>
@@ -6372,7 +6372,7 @@
         <w:rPr>
           <w:rFonts w:hint="eastAsia"/>
         </w:rPr>
-        <w:t>特别做出方法论声明：本体系所使用的”八论”，在中文学术语境中指的是”八重严密的系统论述（</w:t>
+        <w:t>特别做出方法论声明：本体系所使用的“八论”，在中文学术语境中指的是“八重严密的系统论述（</w:t>
       </w:r>
       <w:r>
         <w:rPr>
@@ -6393,7 +6393,7 @@
         <w:rPr>
           <w:rFonts w:hint="eastAsia"/>
         </w:rPr>
-        <w:t>）“（论目的、论本质、论方案、论能力、论机制、论路径、论动力、论进化），而非形而上学的经院概念。</w:t>
+        <w:t>）”（论目的、论本质、论方案、论能力、论机制、论路径、论动力、论进化），而非形而上学的经院概念。</w:t>
       </w:r>
     </w:p>
     <w:p>
@@ -6705,7 +6705,7 @@
         </w:rPr>
         <w:lastRenderedPageBreak/>
         <w:drawing>
-          <wp:inline distT="0" distB="0" distL="0" distR="0" wp14:anchorId="552B272C" wp14:editId="738AAA88">
+          <wp:inline distT="0" distB="0" distL="0" distR="0" wp14:anchorId="6FD49EC9" wp14:editId="4ADC8A18">
             <wp:extent cx="5334000" cy="6726711"/>
             <wp:effectExtent l="0" t="0" r="0" b="0"/>
             <wp:docPr id="31" name="Picture" descr="图 2：开放复杂巨系统“定性八论”因果动力学演绎链全景图"/>
@@ -7660,7 +7660,7 @@
         <w:rPr>
           <w:rFonts w:hint="eastAsia"/>
         </w:rPr>
-        <w:t>：严格对应钱学森先生关于”开放复杂巨系统必须坚持系统整体性与综合统御”的核心思想（</w:t>
+        <w:t>：严格对应钱学森先生关于“开放复杂巨系统必须坚持系统整体性与综合统御”的核心思想（</w:t>
       </w:r>
       <w:r>
         <w:rPr>
@@ -8562,7 +8562,7 @@
         <w:rPr>
           <w:rFonts w:hint="eastAsia"/>
         </w:rPr>
-        <w:t>：严格对应钱学森先生关于”复杂巨系统具有巨量性、高维性，人工经验无法直接掌控，必须走向人机结合、以计算机为工具进行代偿”的大成智慧论断（</w:t>
+        <w:t>：严格对应钱学森先生关于“复杂巨系统具有巨量性、高维性，人工经验无法直接掌控，必须走向人机结合、以计算机为工具进行代偿”的大成智慧论断（</w:t>
       </w:r>
       <w:r>
         <w:rPr>
@@ -10694,7 +10694,49 @@
         <w:rPr>
           <w:rFonts w:hint="eastAsia"/>
         </w:rPr>
-        <w:t>卡尔曼状态可观测性与阿什比必要多样性定律。</w:t>
+        <w:t>卡尔曼状态可观测性（</w:t>
+      </w:r>
+      <w:r>
+        <w:rPr>
+          <w:rFonts w:hint="eastAsia"/>
+        </w:rPr>
+        <w:t>Wiener,</w:t>
+      </w:r>
+      <w:r>
+        <w:t xml:space="preserve"> 1948; Kalman, </w:t>
+      </w:r>
+      <w:r>
+        <w:rPr>
+          <w:rFonts w:hint="eastAsia"/>
+        </w:rPr>
+        <w:t>1960</w:t>
+      </w:r>
+      <w:r>
+        <w:rPr>
+          <w:rFonts w:hint="eastAsia"/>
+        </w:rPr>
+        <w:t>）与阿什比必要多样性定律（</w:t>
+      </w:r>
+      <w:r>
+        <w:rPr>
+          <w:rFonts w:hint="eastAsia"/>
+        </w:rPr>
+        <w:t>Ashby,</w:t>
+      </w:r>
+      <w:r>
+        <w:t xml:space="preserve"> </w:t>
+      </w:r>
+      <w:r>
+        <w:rPr>
+          <w:rFonts w:hint="eastAsia"/>
+        </w:rPr>
+        <w:t>1956</w:t>
+      </w:r>
+      <w:r>
+        <w:rPr>
+          <w:rFonts w:hint="eastAsia"/>
+        </w:rPr>
+        <w:t>）。</w:t>
       </w:r>
     </w:p>
     <w:p>
@@ -10991,6 +11033,7 @@
           <w:b/>
           <w:bCs/>
         </w:rPr>
+        <w:lastRenderedPageBreak/>
         <w:t>对应钱老命题</w:t>
       </w:r>
       <w:r>
@@ -11031,7 +11074,6 @@
           <w:b/>
           <w:bCs/>
         </w:rPr>
-        <w:lastRenderedPageBreak/>
         <w:t>【衍生推论</w:t>
       </w:r>
       <w:r>
@@ -11759,6 +11801,7 @@
           <w:b/>
           <w:bCs/>
         </w:rPr>
+        <w:lastRenderedPageBreak/>
         <w:t>【衍生推论</w:t>
       </w:r>
       <w:r>
@@ -11791,14 +11834,7 @@
         <w:rPr>
           <w:rFonts w:hint="eastAsia"/>
         </w:rPr>
-        <w:t>唯有通过钱学森“双长制”契约——由行政总指挥线“定方向、划边界、给</w:t>
-      </w:r>
-      <w:r>
-        <w:rPr>
-          <w:rFonts w:hint="eastAsia"/>
-        </w:rPr>
-        <w:lastRenderedPageBreak/>
-        <w:t>授权”，由总设计师线“建结构、遵物理、跑闭环”，方能强制收敛矢量夹角（</w:t>
+        <w:t>唯有通过钱学森“双长制”契约——由行政总指挥线“定方向、划边界、给授权”，由总设计师线“建结构、遵物理、跑闭环”，方能强制收敛矢量夹角（</w:t>
       </w:r>
       <m:oMath>
         <m:r>
@@ -12118,7 +12154,28 @@
         <w:rPr>
           <w:rFonts w:hint="eastAsia"/>
         </w:rPr>
-        <w:t>）与图灵停机定理，封闭的一阶代码系统无法在系统内部完成公理重构。</w:t>
+        <w:t>）与图灵停机定理（</w:t>
+      </w:r>
+      <w:r>
+        <w:rPr>
+          <w:rFonts w:hint="eastAsia"/>
+        </w:rPr>
+        <w:t>Turing,</w:t>
+      </w:r>
+      <w:r>
+        <w:t xml:space="preserve"> </w:t>
+      </w:r>
+      <w:r>
+        <w:rPr>
+          <w:rFonts w:hint="eastAsia"/>
+        </w:rPr>
+        <w:t>1936</w:t>
+      </w:r>
+      <w:r>
+        <w:rPr>
+          <w:rFonts w:hint="eastAsia"/>
+        </w:rPr>
+        <w:t>），封闭的一阶代码系统无法在系统内部完成公理重构。</w:t>
       </w:r>
     </w:p>
     <w:p>
@@ -12358,7 +12415,7 @@
         <w:rPr>
           <w:rFonts w:hint="eastAsia"/>
         </w:rPr>
-        <w:t>：从形式系统上最终证明了钱学森先生关于”开放复杂巨系统具有闭环存续与相变迭代属性，必须始终坚持以人为主、持续进化升维”的科学论断（</w:t>
+        <w:t>：从形式系统上最终证明了钱学森先生关于“开放复杂巨系统具有闭环存续与相变迭代属性，必须始终坚持以人为主、持续进化升维”的科学论断（</w:t>
       </w:r>
       <w:r>
         <w:rPr>
@@ -12415,7 +12472,7 @@
           <w:b/>
           <w:bCs/>
         </w:rPr>
-        <w:t>（完全”去人化”封闭</w:t>
+        <w:t>（完全“去人化”封闭</w:t>
       </w:r>
       <w:r>
         <w:rPr>
@@ -12439,7 +12496,7 @@
         <w:rPr>
           <w:rFonts w:hint="eastAsia"/>
         </w:rPr>
-        <w:t>任何期望在复杂巨系统中构建”完全无需人类参与”的封闭硅基自治系统的构想，在形式逻辑上均面临哥德尔不完备定理的理论约束。面对真实物理世界必然出现的未建模黑天鹅相变（</w:t>
+        <w:t>任何期望在复杂巨系统中构建“完全无需人类参与”的封闭硅基自治系统的构想，在形式逻辑上均面临哥德尔不完备定理的理论约束。面对真实物理世界必然出现的未建模黑天鹅相变（</w:t>
       </w:r>
       <w:r>
         <w:rPr>
@@ -12468,7 +12525,7 @@
           <w:b/>
           <w:bCs/>
         </w:rPr>
-        <w:t>因此，开放复杂巨系统的长期稳定演化，更适合采用”碳基二阶修宪</w:t>
+        <w:t>因此，开放复杂巨系统的长期稳定演化，更适合采用“碳基二阶修宪</w:t>
       </w:r>
       <w:r>
         <w:rPr>
@@ -12950,6 +13007,7 @@
           <w:b/>
           <w:bCs/>
         </w:rPr>
+        <w:lastRenderedPageBreak/>
         <w:t>互为因果与闭环相变</w:t>
       </w:r>
       <w:r>
@@ -13043,7 +13101,6 @@
         <w:rPr>
           <w:rFonts w:hint="eastAsia"/>
         </w:rPr>
-        <w:lastRenderedPageBreak/>
         <w:t>论述二【本质论】硅基代偿（因），要求三【方案论】本体等价与四【能力论】单脑奇点（果）；</w:t>
       </w:r>
     </w:p>
@@ -13998,7 +14055,14 @@
               <w:rPr>
                 <w:rFonts w:hint="eastAsia"/>
               </w:rPr>
-              <w:t>破除局部防卫与多头协商死锁，恪守总师立宪与末端输入（无权改规）角色界限，逻辑自洽使矢量对消原形毕露</w:t>
+              <w:t>破除局部防卫与多头协商死锁，恪守总师立宪与末端输入（无权改规）角色</w:t>
+            </w:r>
+            <w:r>
+              <w:rPr>
+                <w:rFonts w:hint="eastAsia"/>
+              </w:rPr>
+              <w:lastRenderedPageBreak/>
+              <w:t>界限，逻辑自洽使矢量对消原形毕露</w:t>
             </w:r>
           </w:p>
         </w:tc>
@@ -14018,6 +14082,7 @@
                 <w:b/>
                 <w:bCs/>
               </w:rPr>
+              <w:lastRenderedPageBreak/>
               <w:t>论述六（路径论）</w:t>
             </w:r>
             <w:r>
@@ -14027,14 +14092,7 @@
               <w:rPr>
                 <w:rFonts w:hint="eastAsia"/>
               </w:rPr>
-              <w:t>可观测</w:t>
-            </w:r>
-            <w:r>
-              <w:rPr>
-                <w:rFonts w:hint="eastAsia"/>
-              </w:rPr>
-              <w:lastRenderedPageBreak/>
-              <w:t>性、自下而上筑基与生长系统切换</w:t>
+              <w:t>可观测性、自下而上筑基与生长系统切换</w:t>
             </w:r>
           </w:p>
         </w:tc>
@@ -14050,15 +14108,7 @@
               <w:rPr>
                 <w:rFonts w:hint="eastAsia"/>
               </w:rPr>
-              <w:lastRenderedPageBreak/>
-              <w:t>顶层设计与底层工程紧密</w:t>
-            </w:r>
-            <w:r>
-              <w:rPr>
-                <w:rFonts w:hint="eastAsia"/>
-              </w:rPr>
-              <w:lastRenderedPageBreak/>
-              <w:t>闭环（</w:t>
+              <w:t>顶层设计与底层工程紧密闭环（</w:t>
             </w:r>
             <w:r>
               <w:rPr>
@@ -14095,7 +14145,6 @@
               <w:rPr>
                 <w:rFonts w:hint="eastAsia"/>
               </w:rPr>
-              <w:lastRenderedPageBreak/>
               <w:t>维纳</w:t>
             </w:r>
             <w:r>
@@ -14108,14 +14157,7 @@
               <w:rPr>
                 <w:rFonts w:hint="eastAsia"/>
               </w:rPr>
-              <w:t>卡尔曼定理下“不可</w:t>
-            </w:r>
-            <w:r>
-              <w:rPr>
-                <w:rFonts w:hint="eastAsia"/>
-              </w:rPr>
-              <w:lastRenderedPageBreak/>
-              <w:t>观测即不可控制即无法计划”，从“指挥系统”向“生长系统”切换，自被控制端（执行端）逆向筑基</w:t>
+              <w:t>卡尔曼定理下“不可观测即不可控制即无法计划”，从“指挥系统”向“生长系统”切换，自被控制端（执行端）逆向筑基</w:t>
             </w:r>
           </w:p>
         </w:tc>
@@ -14135,7 +14177,6 @@
                 <w:b/>
                 <w:bCs/>
               </w:rPr>
-              <w:lastRenderedPageBreak/>
               <w:t>论述七（动力论）</w:t>
             </w:r>
             <w:r>
@@ -14477,7 +14518,7 @@
     </w:p>
     <w:p>
       <w:r>
-        <w:pict w14:anchorId="29BD24A9">
+        <w:pict w14:anchorId="09AA84FA">
           <v:rect id="_x0000_i1026" style="width:0;height:1.5pt" o:hralign="center" o:hrstd="t" o:hr="t"/>
         </w:pict>
       </w:r>
@@ -14714,6 +14755,7 @@
         <w:rPr>
           <w:rFonts w:hint="eastAsia"/>
         </w:rPr>
+        <w:lastRenderedPageBreak/>
         <w:t>数值状态则是在该地貌上流淌演化的瞬态位移点。</w:t>
       </w:r>
     </w:p>
@@ -14798,7 +14840,6 @@
             <m:rPr>
               <m:nor/>
             </m:rPr>
-            <w:lastRenderedPageBreak/>
             <m:t>自由度</m:t>
           </m:r>
           <m:r>
@@ -15594,7 +15635,7 @@
     </w:p>
     <w:p>
       <w:r>
-        <w:pict w14:anchorId="5834279B">
+        <w:pict w14:anchorId="6DBC1E85">
           <v:rect id="_x0000_i1027" style="width:0;height:1.5pt" o:hralign="center" o:hrstd="t" o:hr="t"/>
         </w:pict>
       </w:r>
@@ -15831,6 +15872,7 @@
           <w:b/>
           <w:bCs/>
         </w:rPr>
+        <w:lastRenderedPageBreak/>
         <w:t>【定理</w:t>
       </w:r>
       <w:r>
@@ -15990,7 +16032,6 @@
           <w:b/>
           <w:bCs/>
         </w:rPr>
-        <w:lastRenderedPageBreak/>
         <w:t>节点集</w:t>
       </w:r>
       <w:r>
@@ -17264,7 +17305,7 @@
     </w:p>
     <w:p>
       <w:r>
-        <w:pict w14:anchorId="63E058B2">
+        <w:pict w14:anchorId="64EBBAE4">
           <v:rect id="_x0000_i1028" style="width:0;height:1.5pt" o:hralign="center" o:hrstd="t" o:hr="t"/>
         </w:pict>
       </w:r>
@@ -17678,6 +17719,7 @@
           <w:b/>
           <w:bCs/>
         </w:rPr>
+        <w:lastRenderedPageBreak/>
         <w:t>物理与第一性原理证明</w:t>
       </w:r>
       <w:r>
@@ -17849,7 +17891,6 @@
             <w:rPr>
               <w:rFonts w:ascii="Cambria Math" w:hAnsi="Cambria Math"/>
             </w:rPr>
-            <w:lastRenderedPageBreak/>
             <m:t>K</m:t>
           </m:r>
           <m:r>
@@ -18548,7 +18589,7 @@
     </w:p>
     <w:p>
       <w:r>
-        <w:pict w14:anchorId="30B79A61">
+        <w:pict w14:anchorId="426DB04B">
           <v:rect id="_x0000_i1029" style="width:0;height:1.5pt" o:hralign="center" o:hrstd="t" o:hr="t"/>
         </w:pict>
       </w:r>
@@ -19118,6 +19159,12 @@
               </m:ctrlPr>
             </m:eqArrPr>
             <m:e>
+              <m:r>
+                <w:rPr>
+                  <w:rFonts w:ascii="Cambria Math" w:hAnsi="Cambria Math"/>
+                </w:rPr>
+                <m:t>&amp;</m:t>
+              </m:r>
               <m:r>
                 <m:rPr>
                   <m:nor/>
@@ -19158,11 +19205,13 @@
                   </m:r>
                 </m:sup>
               </m:sSup>
+            </m:e>
+            <m:e>
               <m:r>
                 <w:rPr>
                   <w:rFonts w:ascii="Cambria Math" w:hAnsi="Cambria Math"/>
                 </w:rPr>
-                <m:t>&amp;</m:t>
+                <m:t>&amp; </m:t>
               </m:r>
               <m:r>
                 <m:rPr>
@@ -19286,7 +19335,7 @@
                 <w:rPr>
                   <w:rFonts w:ascii="Cambria Math" w:hAnsi="Cambria Math"/>
                 </w:rPr>
-                <m:t>&amp;</m:t>
+                <m:t>&amp; </m:t>
               </m:r>
               <m:r>
                 <m:rPr>
@@ -19431,6 +19480,7 @@
           <w:b/>
           <w:bCs/>
         </w:rPr>
+        <w:lastRenderedPageBreak/>
         <w:t>废热非负下界</w:t>
       </w:r>
       <w:r>
@@ -19622,7 +19672,6 @@
           <w:b/>
           <w:bCs/>
         </w:rPr>
-        <w:lastRenderedPageBreak/>
         <w:t>将消除矢量对消融入约束</w:t>
       </w:r>
       <w:r>
@@ -19902,7 +19951,7 @@
     </w:p>
     <w:p>
       <w:r>
-        <w:pict w14:anchorId="0EAA3C6E">
+        <w:pict w14:anchorId="05110391">
           <v:rect id="_x0000_i1030" style="width:0;height:1.5pt" o:hralign="center" o:hrstd="t" o:hr="t"/>
         </w:pict>
       </w:r>
@@ -20355,7 +20404,7 @@
     </w:p>
     <w:p>
       <w:r>
-        <w:pict w14:anchorId="33DCFC7D">
+        <w:pict w14:anchorId="78C28EBD">
           <v:rect id="_x0000_i1031" style="width:0;height:1.5pt" o:hralign="center" o:hrstd="t" o:hr="t"/>
         </w:pict>
       </w:r>
@@ -20952,6 +21001,7 @@
         <w:rPr>
           <w:rFonts w:hint="eastAsia"/>
         </w:rPr>
+        <w:lastRenderedPageBreak/>
         <w:t>第三篇</w:t>
       </w:r>
       <w:r>
@@ -21006,7 +21056,6 @@
       </w:pPr>
       <w:bookmarkStart w:id="42" w:name="哥德尔残差与元认知修宪算子-phi"/>
       <w:r>
-        <w:lastRenderedPageBreak/>
         <w:t xml:space="preserve">8.1 </w:t>
       </w:r>
       <w:r>
@@ -22058,7 +22107,7 @@
     </w:p>
     <w:p>
       <w:r>
-        <w:pict w14:anchorId="3FCF078D">
+        <w:pict w14:anchorId="5AEAEA49">
           <v:rect id="_x0000_i1032" style="width:0;height:1.5pt" o:hralign="center" o:hrstd="t" o:hr="t"/>
         </w:pict>
       </w:r>
@@ -22405,6 +22454,7 @@
           <w:b/>
           <w:bCs/>
         </w:rPr>
+        <w:lastRenderedPageBreak/>
         <w:t>第三阶（残差域：范式不僵化）</w:t>
       </w:r>
       <w:r>
@@ -22851,11 +22901,13 @@
                 </w:rPr>
                 <m:t>]</m:t>
               </m:r>
+            </m:e>
+            <m:e>
               <m:r>
                 <w:rPr>
                   <w:rFonts w:ascii="Cambria Math" w:hAnsi="Cambria Math"/>
                 </w:rPr>
-                <m:t> </m:t>
+                <m:t>&amp;  </m:t>
               </m:r>
               <m:r>
                 <m:rPr>
@@ -23041,11 +23093,13 @@
                 </w:rPr>
                 <m:t>)</m:t>
               </m:r>
+            </m:e>
+            <m:e>
               <m:r>
                 <w:rPr>
                   <w:rFonts w:ascii="Cambria Math" w:hAnsi="Cambria Math"/>
                 </w:rPr>
-                <m:t> </m:t>
+                <m:t>&amp;  </m:t>
               </m:r>
               <m:r>
                 <m:rPr>
@@ -23078,7 +23132,7 @@
     </w:p>
     <w:p>
       <w:r>
-        <w:pict w14:anchorId="04617249">
+        <w:pict w14:anchorId="012AD5A7">
           <v:rect id="_x0000_i1033" style="width:0;height:1.5pt" o:hralign="center" o:hrstd="t" o:hr="t"/>
         </w:pict>
       </w:r>
@@ -23631,7 +23685,7 @@
         <w:rPr>
           <w:rFonts w:hint="eastAsia"/>
         </w:rPr>
-        <w:t>理论在自组织现象的解释与仿真上贡献巨大；本文的增量在于进一步指出，治理现实世界的”应然系统”自身需要统御算子主动做功，消除内部矢量对消，这是</w:t>
+        <w:t>理论在自组织现象的解释与仿真上贡献巨大；本文的增量在于进一步指出，治理现实世界的“应然系统”自身需要统御算子主动做功，消除内部矢量对消，这是</w:t>
       </w:r>
       <w:r>
         <w:t xml:space="preserve"> CAS </w:t>
@@ -23650,6 +23704,7 @@
       <w:bookmarkStart w:id="46" w:name="波普尔可证伪边界总表"/>
       <w:bookmarkEnd w:id="45"/>
       <w:r>
+        <w:lastRenderedPageBreak/>
         <w:t xml:space="preserve">9.2 </w:t>
       </w:r>
       <w:r>
@@ -23852,14 +23907,7 @@
               <w:rPr>
                 <w:rFonts w:hint="eastAsia"/>
               </w:rPr>
-              <w:t>自由博弈可</w:t>
-            </w:r>
-            <w:r>
-              <w:rPr>
-                <w:rFonts w:hint="eastAsia"/>
-              </w:rPr>
-              <w:lastRenderedPageBreak/>
-              <w:t>收敛全局最优</w:t>
+              <w:t>自由博弈可收敛全局最优</w:t>
             </w:r>
           </w:p>
         </w:tc>
@@ -23875,7 +23923,6 @@
               <w:rPr>
                 <w:rFonts w:hint="eastAsia"/>
               </w:rPr>
-              <w:lastRenderedPageBreak/>
               <w:t>部门</w:t>
             </w:r>
             <w:r>
@@ -23904,7 +23951,6 @@
                 <w:rPr>
                   <w:rFonts w:ascii="Cambria Math" w:hAnsi="Cambria Math"/>
                 </w:rPr>
-                <w:lastRenderedPageBreak/>
                 <m:t>∑</m:t>
               </m:r>
               <m:sSub>
@@ -23975,7 +24021,6 @@
                 <w:b/>
                 <w:bCs/>
               </w:rPr>
-              <w:lastRenderedPageBreak/>
               <w:t>推论</w:t>
             </w:r>
             <w:r>
@@ -24131,7 +24176,7 @@
               <w:rPr>
                 <w:rFonts w:hint="eastAsia"/>
               </w:rPr>
-              <w:t>业务本体等价</w:t>
+              <w:t>方案本体</w:t>
             </w:r>
             <w:r>
               <w:t xml:space="preserve"> </w:t>
@@ -24141,7 +24186,7 @@
                 <w:rPr>
                   <w:rFonts w:ascii="Cambria Math" w:hAnsi="Cambria Math"/>
                 </w:rPr>
-                <m:t>D</m:t>
+                <m:t>S</m:t>
               </m:r>
               <m:r>
                 <m:rPr>
@@ -24152,7 +24197,49 @@
                 </w:rPr>
                 <m:t>≡</m:t>
               </m:r>
+              <m:sSub>
+                <m:sSubPr>
+                  <m:ctrlPr>
+                    <w:rPr>
+                      <w:rFonts w:ascii="Cambria Math" w:hAnsi="Cambria Math"/>
+                    </w:rPr>
+                  </m:ctrlPr>
+                </m:sSubPr>
+                <m:e>
+                  <m:r>
+                    <m:rPr>
+                      <m:scr m:val="script"/>
+                      <m:sty m:val="p"/>
+                    </m:rPr>
+                    <w:rPr>
+                      <w:rFonts w:ascii="Cambria Math" w:hAnsi="Cambria Math"/>
+                    </w:rPr>
+                    <m:t>M</m:t>
+                  </m:r>
+                </m:e>
+                <m:sub>
+                  <m:r>
+                    <m:rPr>
+                      <m:nor/>
+                    </m:rPr>
+                    <m:t>model</m:t>
+                  </m:r>
+                </m:sub>
+              </m:sSub>
               <m:r>
+                <m:rPr>
+                  <m:sty m:val="p"/>
+                </m:rPr>
+                <w:rPr>
+                  <w:rFonts w:ascii="Cambria Math" w:hAnsi="Cambria Math"/>
+                </w:rPr>
+                <m:t>⊗</m:t>
+              </m:r>
+              <m:r>
+                <m:rPr>
+                  <m:scr m:val="script"/>
+                  <m:sty m:val="p"/>
+                </m:rPr>
                 <w:rPr>
                   <w:rFonts w:ascii="Cambria Math" w:hAnsi="Cambria Math"/>
                 </w:rPr>
@@ -24854,6 +24941,7 @@
                 <w:b/>
                 <w:bCs/>
               </w:rPr>
+              <w:lastRenderedPageBreak/>
               <w:t>定理</w:t>
             </w:r>
             <w:r>
@@ -25031,7 +25119,6 @@
                 <w:rPr>
                   <w:rFonts w:ascii="Cambria Math" w:hAnsi="Cambria Math"/>
                 </w:rPr>
-                <w:lastRenderedPageBreak/>
                 <m:t>O</m:t>
               </m:r>
               <m:r>
@@ -25082,15 +25169,7 @@
               <w:rPr>
                 <w:rFonts w:hint="eastAsia"/>
               </w:rPr>
-              <w:lastRenderedPageBreak/>
-              <w:t>算法在相空间中发生死锁或指数爆炸，控制滞后于物</w:t>
-            </w:r>
-            <w:r>
-              <w:rPr>
-                <w:rFonts w:hint="eastAsia"/>
-              </w:rPr>
-              <w:lastRenderedPageBreak/>
-              <w:t>理失稳</w:t>
+              <w:t>算法在相空间中发生死锁或指数爆炸，控制滞后于物理失稳</w:t>
             </w:r>
           </w:p>
         </w:tc>
@@ -25110,7 +25189,6 @@
                 <w:b/>
                 <w:bCs/>
               </w:rPr>
-              <w:lastRenderedPageBreak/>
               <w:t>命题</w:t>
             </w:r>
             <w:r>
@@ -25347,7 +25425,7 @@
         <w:rPr>
           <w:rFonts w:hint="eastAsia"/>
         </w:rPr>
-        <w:t>结论与”第二次文艺复兴”展望</w:t>
+        <w:t>结论与“第二次文艺复兴”展望</w:t>
       </w:r>
     </w:p>
     <w:p>
@@ -25358,7 +25436,7 @@
         <w:rPr>
           <w:rFonts w:hint="eastAsia"/>
         </w:rPr>
-        <w:t>本研究从认识论的第一性原理出发，确立了系统与复杂性科学作为”元科学”的学术位阶。通过引入”应然系统”概念，揭示了人类治理现实世界的实质在于首先治理好应然系统自身，</w:t>
+        <w:t>本研究从认识论的第一性原理出发，确立了系统与复杂性科学作为“元科学”的学术位阶。通过引入“应然系统”概念，揭示了人类治理现实世界的实质在于首先治理好应然系统自身，</w:t>
       </w:r>
       <w:r>
         <w:rPr>
@@ -25454,7 +25532,7 @@
         <w:rPr>
           <w:rFonts w:hint="eastAsia"/>
         </w:rPr>
-        <w:t>引领的”定性八论”演绎链，推导划定了当前人工智能与系统工程领域的八项流行范式的适用边界，并建立了与钱学森先生</w:t>
+        <w:t>引领的“定性八论”演绎链，推导划定了当前人工智能与系统工程领域的八项流行范式的适用边界，并建立了与钱学森先生</w:t>
       </w:r>
       <w:r>
         <w:t xml:space="preserve"> OCGS </w:t>
@@ -25593,7 +25671,7 @@
         <w:rPr>
           <w:rFonts w:hint="eastAsia"/>
         </w:rPr>
-        <w:t>幻觉，而是一门可以通过”碳基二阶修宪</w:t>
+        <w:t>幻觉，而是一门可以通过“碳基二阶修宪</w:t>
       </w:r>
       <w:r>
         <w:t xml:space="preserve"> + </w:t>
@@ -25602,7 +25680,14 @@
         <w:rPr>
           <w:rFonts w:hint="eastAsia"/>
         </w:rPr>
-        <w:t>硅基一阶代偿”实现精确落地的硬核做功科学。这一破除分科碎片化、通向全域可计算的大汇流，必将开启人类文明理性重组世界的</w:t>
+        <w:t>硅基一阶代偿”实现精确落地的硬核做功科学。</w:t>
+      </w:r>
+      <w:r>
+        <w:rPr>
+          <w:rFonts w:hint="eastAsia"/>
+        </w:rPr>
+        <w:lastRenderedPageBreak/>
+        <w:t>这一破除分科碎片化、通向全域可计算的大汇流，必将开启人类文明理性重组世界的</w:t>
       </w:r>
       <w:r>
         <w:rPr>
@@ -25648,7 +25733,6 @@
         <w:rPr>
           <w:rFonts w:hint="eastAsia"/>
         </w:rPr>
-        <w:lastRenderedPageBreak/>
         <w:t>参考文献</w:t>
       </w:r>
       <w:r>
@@ -26008,17 +26092,17 @@
         </w:numPr>
       </w:pPr>
       <w:r>
-        <w:t xml:space="preserve">Popper, K. R. (1959). </w:t>
+        <w:t xml:space="preserve">Kalman, R. E. (1960). On the general theory of control systems. </w:t>
       </w:r>
       <w:r>
         <w:rPr>
           <w:i/>
           <w:iCs/>
         </w:rPr>
-        <w:t>The Logic of Scientific Discovery</w:t>
-      </w:r>
-      <w:r>
-        <w:t>. Hutchinson.</w:t>
+        <w:t>Proceedings of the 1st IFAC Congress</w:t>
+      </w:r>
+      <w:r>
+        <w:t>, Moscow, 1(1), 481-492.</w:t>
       </w:r>
     </w:p>
     <w:p>
@@ -26030,98 +26114,17 @@
         </w:numPr>
       </w:pPr>
       <w:r>
-        <w:t xml:space="preserve">Prigogine, I., &amp; Stengers, I. (1984). </w:t>
+        <w:t xml:space="preserve">Popper, K. R. (1959). </w:t>
       </w:r>
       <w:r>
         <w:rPr>
           <w:i/>
           <w:iCs/>
         </w:rPr>
-        <w:t>Order Out of Chaos: Man’s New Dialogue with Nature</w:t>
-      </w:r>
-      <w:r>
-        <w:t xml:space="preserve">. Bantam Books. </w:t>
-      </w:r>
-      <w:r>
-        <w:rPr>
-          <w:rFonts w:hint="eastAsia"/>
-        </w:rPr>
-        <w:t>(</w:t>
-      </w:r>
-      <w:r>
-        <w:rPr>
-          <w:rFonts w:hint="eastAsia"/>
-        </w:rPr>
-        <w:t>普里戈金</w:t>
-      </w:r>
-      <w:r>
-        <w:rPr>
-          <w:rFonts w:hint="eastAsia"/>
-        </w:rPr>
-        <w:t>,</w:t>
-      </w:r>
-      <w:r>
-        <w:t xml:space="preserve"> </w:t>
-      </w:r>
-      <w:r>
-        <w:rPr>
-          <w:rFonts w:hint="eastAsia"/>
-        </w:rPr>
-        <w:t>斯滕热斯</w:t>
-      </w:r>
-      <w:r>
-        <w:rPr>
-          <w:rFonts w:hint="eastAsia"/>
-        </w:rPr>
-        <w:t>.</w:t>
-      </w:r>
-      <w:r>
-        <w:t xml:space="preserve"> </w:t>
-      </w:r>
-      <w:r>
-        <w:rPr>
-          <w:rFonts w:hint="eastAsia"/>
-        </w:rPr>
-        <w:t>从混沌到有序——人与自然的新对话</w:t>
-      </w:r>
-      <w:r>
-        <w:rPr>
-          <w:rFonts w:hint="eastAsia"/>
-        </w:rPr>
-        <w:t>[M].</w:t>
-      </w:r>
-      <w:r>
-        <w:t xml:space="preserve"> </w:t>
-      </w:r>
-      <w:r>
-        <w:rPr>
-          <w:rFonts w:hint="eastAsia"/>
-        </w:rPr>
-        <w:t>杭州</w:t>
-      </w:r>
-      <w:r>
-        <w:rPr>
-          <w:rFonts w:hint="eastAsia"/>
-        </w:rPr>
-        <w:t>:</w:t>
-      </w:r>
-      <w:r>
-        <w:t xml:space="preserve"> </w:t>
-      </w:r>
-      <w:r>
-        <w:rPr>
-          <w:rFonts w:hint="eastAsia"/>
-        </w:rPr>
-        <w:t>浙江科学技术出版社</w:t>
-      </w:r>
-      <w:r>
-        <w:rPr>
-          <w:rFonts w:hint="eastAsia"/>
-        </w:rPr>
-        <w:t>,</w:t>
-      </w:r>
-      <w:r>
-        <w:t xml:space="preserve"> 1987.)</w:t>
+        <w:t>The Logic of Scientific Discovery</w:t>
+      </w:r>
+      <w:r>
+        <w:t>. Hutchinson.</w:t>
       </w:r>
     </w:p>
     <w:p>
@@ -26133,17 +26136,17 @@
         </w:numPr>
       </w:pPr>
       <w:r>
-        <w:t xml:space="preserve">Qian, X., Yu, J., &amp; Dai, R. (1990). A new discipline of science—The open complex giant system and its methodology. </w:t>
+        <w:t xml:space="preserve">Prigogine, I., &amp; Stengers, I. (1984). </w:t>
       </w:r>
       <w:r>
         <w:rPr>
           <w:i/>
           <w:iCs/>
         </w:rPr>
-        <w:t>Nature Journal</w:t>
-      </w:r>
-      <w:r>
-        <w:t xml:space="preserve">, 13(1), 3-10. </w:t>
+        <w:t>Order Out of Chaos: Man’s New Dialogue with Nature</w:t>
+      </w:r>
+      <w:r>
+        <w:t xml:space="preserve">. Bantam Books. </w:t>
       </w:r>
       <w:r>
         <w:rPr>
@@ -26155,7 +26158,7 @@
         <w:rPr>
           <w:rFonts w:hint="eastAsia"/>
         </w:rPr>
-        <w:t>钱学森</w:t>
+        <w:t>普里戈金</w:t>
       </w:r>
       <w:r>
         <w:rPr>
@@ -26170,7 +26173,52 @@
         <w:rPr>
           <w:rFonts w:hint="eastAsia"/>
         </w:rPr>
-        <w:t>于景元</w:t>
+        <w:t>斯滕热斯</w:t>
+      </w:r>
+      <w:r>
+        <w:rPr>
+          <w:rFonts w:hint="eastAsia"/>
+        </w:rPr>
+        <w:t>.</w:t>
+      </w:r>
+      <w:r>
+        <w:t xml:space="preserve"> </w:t>
+      </w:r>
+      <w:r>
+        <w:rPr>
+          <w:rFonts w:hint="eastAsia"/>
+        </w:rPr>
+        <w:t>从混沌到有序——人与自然的新对话</w:t>
+      </w:r>
+      <w:r>
+        <w:rPr>
+          <w:rFonts w:hint="eastAsia"/>
+        </w:rPr>
+        <w:t>[M].</w:t>
+      </w:r>
+      <w:r>
+        <w:t xml:space="preserve"> </w:t>
+      </w:r>
+      <w:r>
+        <w:rPr>
+          <w:rFonts w:hint="eastAsia"/>
+        </w:rPr>
+        <w:t>杭州</w:t>
+      </w:r>
+      <w:r>
+        <w:rPr>
+          <w:rFonts w:hint="eastAsia"/>
+        </w:rPr>
+        <w:t>:</w:t>
+      </w:r>
+      <w:r>
+        <w:t xml:space="preserve"> </w:t>
+      </w:r>
+      <w:r>
+        <w:rPr>
+          <w:rFonts w:hint="eastAsia"/>
+        </w:rPr>
+        <w:t>浙江科学技术出版社</w:t>
       </w:r>
       <w:r>
         <w:rPr>
@@ -26179,52 +26227,7 @@
         <w:t>,</w:t>
       </w:r>
       <w:r>
-        <w:t xml:space="preserve"> </w:t>
-      </w:r>
-      <w:r>
-        <w:rPr>
-          <w:rFonts w:hint="eastAsia"/>
-        </w:rPr>
-        <w:t>戴汝为</w:t>
-      </w:r>
-      <w:r>
-        <w:rPr>
-          <w:rFonts w:hint="eastAsia"/>
-        </w:rPr>
-        <w:t>.</w:t>
-      </w:r>
-      <w:r>
-        <w:t xml:space="preserve"> </w:t>
-      </w:r>
-      <w:r>
-        <w:rPr>
-          <w:rFonts w:hint="eastAsia"/>
-        </w:rPr>
-        <w:t>一个科学新领域——开放的复杂巨系统及其方法论</w:t>
-      </w:r>
-      <w:r>
-        <w:rPr>
-          <w:rFonts w:hint="eastAsia"/>
-        </w:rPr>
-        <w:t>[J].</w:t>
-      </w:r>
-      <w:r>
-        <w:t xml:space="preserve"> </w:t>
-      </w:r>
-      <w:r>
-        <w:rPr>
-          <w:rFonts w:hint="eastAsia"/>
-        </w:rPr>
-        <w:t>自然杂志</w:t>
-      </w:r>
-      <w:r>
-        <w:rPr>
-          <w:rFonts w:hint="eastAsia"/>
-        </w:rPr>
-        <w:t>,</w:t>
-      </w:r>
-      <w:r>
-        <w:t xml:space="preserve"> 1990, 13(1): 3-10.)</w:t>
+        <w:t xml:space="preserve"> 1987.)</w:t>
       </w:r>
     </w:p>
     <w:p>
@@ -26236,17 +26239,17 @@
         </w:numPr>
       </w:pPr>
       <w:r>
-        <w:t xml:space="preserve">Qian, X. (2001). </w:t>
+        <w:t xml:space="preserve">Qian, X., Yu, J., &amp; Dai, R. (1990). A new discipline of science—The open complex giant system and its methodology. </w:t>
       </w:r>
       <w:r>
         <w:rPr>
           <w:i/>
           <w:iCs/>
         </w:rPr>
-        <w:t>Creating Systems Science</w:t>
-      </w:r>
-      <w:r>
-        <w:t xml:space="preserve">. Shanxi Science and Technology Press. </w:t>
+        <w:t>Nature Journal</w:t>
+      </w:r>
+      <w:r>
+        <w:t xml:space="preserve">, 13(1), 3-10. </w:t>
       </w:r>
       <w:r>
         <w:rPr>
@@ -26264,6 +26267,36 @@
         <w:rPr>
           <w:rFonts w:hint="eastAsia"/>
         </w:rPr>
+        <w:t>,</w:t>
+      </w:r>
+      <w:r>
+        <w:t xml:space="preserve"> </w:t>
+      </w:r>
+      <w:r>
+        <w:rPr>
+          <w:rFonts w:hint="eastAsia"/>
+        </w:rPr>
+        <w:t>于景元</w:t>
+      </w:r>
+      <w:r>
+        <w:rPr>
+          <w:rFonts w:hint="eastAsia"/>
+        </w:rPr>
+        <w:t>,</w:t>
+      </w:r>
+      <w:r>
+        <w:t xml:space="preserve"> </w:t>
+      </w:r>
+      <w:r>
+        <w:rPr>
+          <w:rFonts w:hint="eastAsia"/>
+        </w:rPr>
+        <w:t>戴汝为</w:t>
+      </w:r>
+      <w:r>
+        <w:rPr>
+          <w:rFonts w:hint="eastAsia"/>
+        </w:rPr>
         <w:t>.</w:t>
       </w:r>
       <w:r>
@@ -26273,37 +26306,22 @@
         <w:rPr>
           <w:rFonts w:hint="eastAsia"/>
         </w:rPr>
-        <w:t>创建系统学</w:t>
-      </w:r>
-      <w:r>
-        <w:rPr>
-          <w:rFonts w:hint="eastAsia"/>
-        </w:rPr>
-        <w:t>[M].</w:t>
-      </w:r>
-      <w:r>
-        <w:t xml:space="preserve"> </w:t>
-      </w:r>
-      <w:r>
-        <w:rPr>
-          <w:rFonts w:hint="eastAsia"/>
-        </w:rPr>
-        <w:t>太原</w:t>
-      </w:r>
-      <w:r>
-        <w:rPr>
-          <w:rFonts w:hint="eastAsia"/>
-        </w:rPr>
-        <w:t>:</w:t>
-      </w:r>
-      <w:r>
-        <w:t xml:space="preserve"> </w:t>
-      </w:r>
-      <w:r>
-        <w:rPr>
-          <w:rFonts w:hint="eastAsia"/>
-        </w:rPr>
-        <w:t>山西科学技术出版社</w:t>
+        <w:t>一个科学新领域——开放的复杂巨系统及其方法论</w:t>
+      </w:r>
+      <w:r>
+        <w:rPr>
+          <w:rFonts w:hint="eastAsia"/>
+        </w:rPr>
+        <w:t>[J].</w:t>
+      </w:r>
+      <w:r>
+        <w:t xml:space="preserve"> </w:t>
+      </w:r>
+      <w:r>
+        <w:rPr>
+          <w:rFonts w:hint="eastAsia"/>
+        </w:rPr>
+        <w:t>自然杂志</w:t>
       </w:r>
       <w:r>
         <w:rPr>
@@ -26312,7 +26330,10 @@
         <w:t>,</w:t>
       </w:r>
       <w:r>
-        <w:t xml:space="preserve"> 2001.)</w:t>
+        <w:t xml:space="preserve"> 1990, </w:t>
+      </w:r>
+      <w:r>
+        <w:t>13(1): 3-10.)</w:t>
       </w:r>
     </w:p>
     <w:p>
@@ -26324,17 +26345,128 @@
         </w:numPr>
       </w:pPr>
       <w:r>
-        <w:t xml:space="preserve">Spencer-Brown, G. (1969). </w:t>
+        <w:lastRenderedPageBreak/>
+        <w:t xml:space="preserve">Qian, X. (2001). </w:t>
       </w:r>
       <w:r>
         <w:rPr>
           <w:i/>
           <w:iCs/>
         </w:rPr>
+        <w:t>Creating Systems Science</w:t>
+      </w:r>
+      <w:r>
+        <w:t xml:space="preserve">. Shanxi Science and Technology Press. </w:t>
+      </w:r>
+      <w:r>
+        <w:rPr>
+          <w:rFonts w:hint="eastAsia"/>
+        </w:rPr>
+        <w:t>(</w:t>
+      </w:r>
+      <w:r>
+        <w:rPr>
+          <w:rFonts w:hint="eastAsia"/>
+        </w:rPr>
+        <w:t>钱学森</w:t>
+      </w:r>
+      <w:r>
+        <w:rPr>
+          <w:rFonts w:hint="eastAsia"/>
+        </w:rPr>
+        <w:t>.</w:t>
+      </w:r>
+      <w:r>
+        <w:t xml:space="preserve"> </w:t>
+      </w:r>
+      <w:r>
+        <w:rPr>
+          <w:rFonts w:hint="eastAsia"/>
+        </w:rPr>
+        <w:t>创建系统学</w:t>
+      </w:r>
+      <w:r>
+        <w:rPr>
+          <w:rFonts w:hint="eastAsia"/>
+        </w:rPr>
+        <w:t>[M].</w:t>
+      </w:r>
+      <w:r>
+        <w:t xml:space="preserve"> </w:t>
+      </w:r>
+      <w:r>
+        <w:rPr>
+          <w:rFonts w:hint="eastAsia"/>
+        </w:rPr>
+        <w:t>太原</w:t>
+      </w:r>
+      <w:r>
+        <w:rPr>
+          <w:rFonts w:hint="eastAsia"/>
+        </w:rPr>
+        <w:t>:</w:t>
+      </w:r>
+      <w:r>
+        <w:t xml:space="preserve"> </w:t>
+      </w:r>
+      <w:r>
+        <w:rPr>
+          <w:rFonts w:hint="eastAsia"/>
+        </w:rPr>
+        <w:t>山西科学技术出版社</w:t>
+      </w:r>
+      <w:r>
+        <w:rPr>
+          <w:rFonts w:hint="eastAsia"/>
+        </w:rPr>
+        <w:t>,</w:t>
+      </w:r>
+      <w:r>
+        <w:t xml:space="preserve"> 2001.)</w:t>
+      </w:r>
+    </w:p>
+    <w:p>
+      <w:pPr>
+        <w:pStyle w:val="Compact"/>
+        <w:numPr>
+          <w:ilvl w:val="0"/>
+          <w:numId w:val="52"/>
+        </w:numPr>
+      </w:pPr>
+      <w:r>
+        <w:t xml:space="preserve">Spencer-Brown, G. (1969). </w:t>
+      </w:r>
+      <w:r>
+        <w:rPr>
+          <w:i/>
+          <w:iCs/>
+        </w:rPr>
         <w:t>Laws of Form</w:t>
       </w:r>
       <w:r>
         <w:t>. Allen &amp; Unwin.</w:t>
+      </w:r>
+    </w:p>
+    <w:p>
+      <w:pPr>
+        <w:pStyle w:val="Compact"/>
+        <w:numPr>
+          <w:ilvl w:val="0"/>
+          <w:numId w:val="52"/>
+        </w:numPr>
+      </w:pPr>
+      <w:r>
+        <w:t xml:space="preserve">Turing, A. M. (1936). On computable numbers, with an application to the Entscheidungsproblem. </w:t>
+      </w:r>
+      <w:r>
+        <w:rPr>
+          <w:i/>
+          <w:iCs/>
+        </w:rPr>
+        <w:t>Proceedings of the London Mathematical Society</w:t>
+      </w:r>
+      <w:r>
+        <w:t>, Series 2, 42(1), 230-265.</w:t>
       </w:r>
     </w:p>
     <w:p>
@@ -26590,7 +26722,7 @@
   <w:abstractNum w:abstractNumId="0" w15:restartNumberingAfterBreak="0">
     <w:nsid w:val="0000A990"/>
     <w:multiLevelType w:val="multilevel"/>
-    <w:tmpl w:val="E8E2C870"/>
+    <w:tmpl w:val="CF2684E0"/>
     <w:lvl w:ilvl="0">
       <w:numFmt w:val="bullet"/>
       <w:lvlText w:val=" "/>
@@ -26667,7 +26799,7 @@
   <w:abstractNum w:abstractNumId="1" w15:restartNumberingAfterBreak="0">
     <w:nsid w:val="0000A991"/>
     <w:multiLevelType w:val="multilevel"/>
-    <w:tmpl w:val="964C6F8C"/>
+    <w:tmpl w:val="4A02A09E"/>
     <w:lvl w:ilvl="0">
       <w:numFmt w:val="bullet"/>
       <w:lvlText w:val=""/>
@@ -26771,7 +26903,7 @@
   <w:abstractNum w:abstractNumId="2" w15:restartNumberingAfterBreak="0">
     <w:nsid w:val="00A99411"/>
     <w:multiLevelType w:val="multilevel"/>
-    <w:tmpl w:val="4336C686"/>
+    <w:tmpl w:val="9A704568"/>
     <w:lvl w:ilvl="0">
       <w:start w:val="1"/>
       <w:numFmt w:val="decimal"/>
@@ -26857,7 +26989,7 @@
   <w:abstractNum w:abstractNumId="3" w15:restartNumberingAfterBreak="0">
     <w:nsid w:val="00A99412"/>
     <w:multiLevelType w:val="multilevel"/>
-    <w:tmpl w:val="F4749026"/>
+    <w:tmpl w:val="BDDAFBCC"/>
     <w:lvl w:ilvl="0">
       <w:start w:val="2"/>
       <w:numFmt w:val="decimal"/>
@@ -26943,7 +27075,7 @@
   <w:abstractNum w:abstractNumId="4" w15:restartNumberingAfterBreak="0">
     <w:nsid w:val="00A99413"/>
     <w:multiLevelType w:val="multilevel"/>
-    <w:tmpl w:val="5FACB47C"/>
+    <w:tmpl w:val="D8D604AE"/>
     <w:lvl w:ilvl="0">
       <w:start w:val="3"/>
       <w:numFmt w:val="decimal"/>
@@ -27026,10 +27158,10 @@
       </w:pPr>
     </w:lvl>
   </w:abstractNum>
-  <w:num w:numId="1" w16cid:durableId="236864345">
+  <w:num w:numId="1" w16cid:durableId="1026173683">
     <w:abstractNumId w:val="0"/>
   </w:num>
-  <w:num w:numId="2" w16cid:durableId="1495687670">
+  <w:num w:numId="2" w16cid:durableId="1086852194">
     <w:abstractNumId w:val="2"/>
     <w:lvlOverride w:ilvl="0">
       <w:startOverride w:val="1"/>
@@ -27059,10 +27191,10 @@
       <w:startOverride w:val="1"/>
     </w:lvlOverride>
   </w:num>
-  <w:num w:numId="3" w16cid:durableId="715662938">
+  <w:num w:numId="3" w16cid:durableId="900485137">
     <w:abstractNumId w:val="1"/>
   </w:num>
-  <w:num w:numId="4" w16cid:durableId="1262882763">
+  <w:num w:numId="4" w16cid:durableId="1421753681">
     <w:abstractNumId w:val="2"/>
     <w:lvlOverride w:ilvl="0">
       <w:startOverride w:val="1"/>
@@ -27092,7 +27224,7 @@
       <w:startOverride w:val="1"/>
     </w:lvlOverride>
   </w:num>
-  <w:num w:numId="5" w16cid:durableId="960766990">
+  <w:num w:numId="5" w16cid:durableId="28454754">
     <w:abstractNumId w:val="2"/>
     <w:lvlOverride w:ilvl="0">
       <w:startOverride w:val="1"/>
@@ -27122,7 +27254,7 @@
       <w:startOverride w:val="1"/>
     </w:lvlOverride>
   </w:num>
-  <w:num w:numId="6" w16cid:durableId="800732299">
+  <w:num w:numId="6" w16cid:durableId="1237981619">
     <w:abstractNumId w:val="2"/>
     <w:lvlOverride w:ilvl="0">
       <w:startOverride w:val="1"/>
@@ -27152,10 +27284,10 @@
       <w:startOverride w:val="1"/>
     </w:lvlOverride>
   </w:num>
-  <w:num w:numId="7" w16cid:durableId="248928618">
+  <w:num w:numId="7" w16cid:durableId="1522089169">
     <w:abstractNumId w:val="1"/>
   </w:num>
-  <w:num w:numId="8" w16cid:durableId="1154754777">
+  <w:num w:numId="8" w16cid:durableId="160463602">
     <w:abstractNumId w:val="2"/>
     <w:lvlOverride w:ilvl="0">
       <w:startOverride w:val="1"/>
@@ -27185,13 +27317,13 @@
       <w:startOverride w:val="1"/>
     </w:lvlOverride>
   </w:num>
-  <w:num w:numId="9" w16cid:durableId="1591502937">
+  <w:num w:numId="9" w16cid:durableId="1373656928">
     <w:abstractNumId w:val="1"/>
   </w:num>
-  <w:num w:numId="10" w16cid:durableId="2145418498">
+  <w:num w:numId="10" w16cid:durableId="2111075593">
     <w:abstractNumId w:val="1"/>
   </w:num>
-  <w:num w:numId="11" w16cid:durableId="326833581">
+  <w:num w:numId="11" w16cid:durableId="771557181">
     <w:abstractNumId w:val="2"/>
     <w:lvlOverride w:ilvl="0">
       <w:startOverride w:val="1"/>
@@ -27221,7 +27353,7 @@
       <w:startOverride w:val="1"/>
     </w:lvlOverride>
   </w:num>
-  <w:num w:numId="12" w16cid:durableId="1673675995">
+  <w:num w:numId="12" w16cid:durableId="747658202">
     <w:abstractNumId w:val="3"/>
     <w:lvlOverride w:ilvl="0">
       <w:startOverride w:val="2"/>
@@ -27251,10 +27383,10 @@
       <w:startOverride w:val="2"/>
     </w:lvlOverride>
   </w:num>
-  <w:num w:numId="13" w16cid:durableId="1729767159">
+  <w:num w:numId="13" w16cid:durableId="1239632742">
     <w:abstractNumId w:val="1"/>
   </w:num>
-  <w:num w:numId="14" w16cid:durableId="1898122431">
+  <w:num w:numId="14" w16cid:durableId="280188157">
     <w:abstractNumId w:val="4"/>
     <w:lvlOverride w:ilvl="0">
       <w:startOverride w:val="3"/>
@@ -27284,7 +27416,7 @@
       <w:startOverride w:val="3"/>
     </w:lvlOverride>
   </w:num>
-  <w:num w:numId="15" w16cid:durableId="830368484">
+  <w:num w:numId="15" w16cid:durableId="1071460318">
     <w:abstractNumId w:val="2"/>
     <w:lvlOverride w:ilvl="0">
       <w:startOverride w:val="1"/>
@@ -27314,10 +27446,10 @@
       <w:startOverride w:val="1"/>
     </w:lvlOverride>
   </w:num>
-  <w:num w:numId="16" w16cid:durableId="1333872115">
+  <w:num w:numId="16" w16cid:durableId="2136218477">
     <w:abstractNumId w:val="1"/>
   </w:num>
-  <w:num w:numId="17" w16cid:durableId="52318883">
+  <w:num w:numId="17" w16cid:durableId="1828746901">
     <w:abstractNumId w:val="3"/>
     <w:lvlOverride w:ilvl="0">
       <w:startOverride w:val="2"/>
@@ -27347,19 +27479,19 @@
       <w:startOverride w:val="2"/>
     </w:lvlOverride>
   </w:num>
-  <w:num w:numId="18" w16cid:durableId="23484666">
+  <w:num w:numId="18" w16cid:durableId="873612580">
     <w:abstractNumId w:val="1"/>
   </w:num>
-  <w:num w:numId="19" w16cid:durableId="1836725328">
+  <w:num w:numId="19" w16cid:durableId="850292595">
     <w:abstractNumId w:val="1"/>
   </w:num>
-  <w:num w:numId="20" w16cid:durableId="46028478">
+  <w:num w:numId="20" w16cid:durableId="88426761">
     <w:abstractNumId w:val="1"/>
   </w:num>
-  <w:num w:numId="21" w16cid:durableId="1874802142">
+  <w:num w:numId="21" w16cid:durableId="573592666">
     <w:abstractNumId w:val="1"/>
   </w:num>
-  <w:num w:numId="22" w16cid:durableId="1253511748">
+  <w:num w:numId="22" w16cid:durableId="1056047609">
     <w:abstractNumId w:val="2"/>
     <w:lvlOverride w:ilvl="0">
       <w:startOverride w:val="1"/>
@@ -27389,7 +27521,7 @@
       <w:startOverride w:val="1"/>
     </w:lvlOverride>
   </w:num>
-  <w:num w:numId="23" w16cid:durableId="662590214">
+  <w:num w:numId="23" w16cid:durableId="218441846">
     <w:abstractNumId w:val="2"/>
     <w:lvlOverride w:ilvl="0">
       <w:startOverride w:val="1"/>
@@ -27419,13 +27551,13 @@
       <w:startOverride w:val="1"/>
     </w:lvlOverride>
   </w:num>
-  <w:num w:numId="24" w16cid:durableId="990452041">
+  <w:num w:numId="24" w16cid:durableId="409431533">
     <w:abstractNumId w:val="1"/>
   </w:num>
-  <w:num w:numId="25" w16cid:durableId="780415060">
+  <w:num w:numId="25" w16cid:durableId="1603028796">
     <w:abstractNumId w:val="1"/>
   </w:num>
-  <w:num w:numId="26" w16cid:durableId="1155098876">
+  <w:num w:numId="26" w16cid:durableId="2115981216">
     <w:abstractNumId w:val="2"/>
     <w:lvlOverride w:ilvl="0">
       <w:startOverride w:val="1"/>
@@ -27455,10 +27587,10 @@
       <w:startOverride w:val="1"/>
     </w:lvlOverride>
   </w:num>
-  <w:num w:numId="27" w16cid:durableId="608468167">
+  <w:num w:numId="27" w16cid:durableId="1859003691">
     <w:abstractNumId w:val="1"/>
   </w:num>
-  <w:num w:numId="28" w16cid:durableId="803082042">
+  <w:num w:numId="28" w16cid:durableId="1840582688">
     <w:abstractNumId w:val="2"/>
     <w:lvlOverride w:ilvl="0">
       <w:startOverride w:val="1"/>
@@ -27488,7 +27620,7 @@
       <w:startOverride w:val="1"/>
     </w:lvlOverride>
   </w:num>
-  <w:num w:numId="29" w16cid:durableId="1301154788">
+  <w:num w:numId="29" w16cid:durableId="1569027821">
     <w:abstractNumId w:val="2"/>
     <w:lvlOverride w:ilvl="0">
       <w:startOverride w:val="1"/>
@@ -27518,13 +27650,13 @@
       <w:startOverride w:val="1"/>
     </w:lvlOverride>
   </w:num>
-  <w:num w:numId="30" w16cid:durableId="1162968226">
+  <w:num w:numId="30" w16cid:durableId="1971085609">
     <w:abstractNumId w:val="1"/>
   </w:num>
-  <w:num w:numId="31" w16cid:durableId="155655573">
+  <w:num w:numId="31" w16cid:durableId="1574776170">
     <w:abstractNumId w:val="1"/>
   </w:num>
-  <w:num w:numId="32" w16cid:durableId="1143041565">
+  <w:num w:numId="32" w16cid:durableId="326716110">
     <w:abstractNumId w:val="2"/>
     <w:lvlOverride w:ilvl="0">
       <w:startOverride w:val="1"/>
@@ -27554,28 +27686,28 @@
       <w:startOverride w:val="1"/>
     </w:lvlOverride>
   </w:num>
-  <w:num w:numId="33" w16cid:durableId="1992639017">
+  <w:num w:numId="33" w16cid:durableId="1344819624">
     <w:abstractNumId w:val="1"/>
   </w:num>
-  <w:num w:numId="34" w16cid:durableId="1404719372">
+  <w:num w:numId="34" w16cid:durableId="1118717417">
     <w:abstractNumId w:val="1"/>
   </w:num>
-  <w:num w:numId="35" w16cid:durableId="367411755">
+  <w:num w:numId="35" w16cid:durableId="253057308">
     <w:abstractNumId w:val="1"/>
   </w:num>
-  <w:num w:numId="36" w16cid:durableId="47848604">
+  <w:num w:numId="36" w16cid:durableId="286160926">
     <w:abstractNumId w:val="1"/>
   </w:num>
-  <w:num w:numId="37" w16cid:durableId="1917128110">
+  <w:num w:numId="37" w16cid:durableId="467018869">
     <w:abstractNumId w:val="1"/>
   </w:num>
-  <w:num w:numId="38" w16cid:durableId="1253667096">
+  <w:num w:numId="38" w16cid:durableId="427966456">
     <w:abstractNumId w:val="1"/>
   </w:num>
-  <w:num w:numId="39" w16cid:durableId="678430824">
+  <w:num w:numId="39" w16cid:durableId="1840266684">
     <w:abstractNumId w:val="1"/>
   </w:num>
-  <w:num w:numId="40" w16cid:durableId="2081055782">
+  <w:num w:numId="40" w16cid:durableId="1483815634">
     <w:abstractNumId w:val="2"/>
     <w:lvlOverride w:ilvl="0">
       <w:startOverride w:val="1"/>
@@ -27605,10 +27737,10 @@
       <w:startOverride w:val="1"/>
     </w:lvlOverride>
   </w:num>
-  <w:num w:numId="41" w16cid:durableId="2089303758">
+  <w:num w:numId="41" w16cid:durableId="1553346318">
     <w:abstractNumId w:val="1"/>
   </w:num>
-  <w:num w:numId="42" w16cid:durableId="750392742">
+  <w:num w:numId="42" w16cid:durableId="879170214">
     <w:abstractNumId w:val="2"/>
     <w:lvlOverride w:ilvl="0">
       <w:startOverride w:val="1"/>
@@ -27638,7 +27770,7 @@
       <w:startOverride w:val="1"/>
     </w:lvlOverride>
   </w:num>
-  <w:num w:numId="43" w16cid:durableId="539362319">
+  <w:num w:numId="43" w16cid:durableId="27996661">
     <w:abstractNumId w:val="2"/>
     <w:lvlOverride w:ilvl="0">
       <w:startOverride w:val="1"/>
@@ -27668,16 +27800,16 @@
       <w:startOverride w:val="1"/>
     </w:lvlOverride>
   </w:num>
-  <w:num w:numId="44" w16cid:durableId="1792355921">
+  <w:num w:numId="44" w16cid:durableId="379207744">
     <w:abstractNumId w:val="1"/>
   </w:num>
-  <w:num w:numId="45" w16cid:durableId="613244803">
+  <w:num w:numId="45" w16cid:durableId="1585796581">
     <w:abstractNumId w:val="1"/>
   </w:num>
-  <w:num w:numId="46" w16cid:durableId="2070423886">
+  <w:num w:numId="46" w16cid:durableId="222764574">
     <w:abstractNumId w:val="1"/>
   </w:num>
-  <w:num w:numId="47" w16cid:durableId="304626752">
+  <w:num w:numId="47" w16cid:durableId="1079137079">
     <w:abstractNumId w:val="2"/>
     <w:lvlOverride w:ilvl="0">
       <w:startOverride w:val="1"/>
@@ -27707,7 +27839,7 @@
       <w:startOverride w:val="1"/>
     </w:lvlOverride>
   </w:num>
-  <w:num w:numId="48" w16cid:durableId="738750586">
+  <w:num w:numId="48" w16cid:durableId="41685165">
     <w:abstractNumId w:val="2"/>
     <w:lvlOverride w:ilvl="0">
       <w:startOverride w:val="1"/>
@@ -27737,13 +27869,13 @@
       <w:startOverride w:val="1"/>
     </w:lvlOverride>
   </w:num>
-  <w:num w:numId="49" w16cid:durableId="1179269076">
+  <w:num w:numId="49" w16cid:durableId="669673537">
     <w:abstractNumId w:val="1"/>
   </w:num>
-  <w:num w:numId="50" w16cid:durableId="1973172271">
+  <w:num w:numId="50" w16cid:durableId="724448735">
     <w:abstractNumId w:val="1"/>
   </w:num>
-  <w:num w:numId="51" w16cid:durableId="1854685144">
+  <w:num w:numId="51" w16cid:durableId="2110734009">
     <w:abstractNumId w:val="2"/>
     <w:lvlOverride w:ilvl="0">
       <w:startOverride w:val="1"/>
@@ -27773,7 +27905,7 @@
       <w:startOverride w:val="1"/>
     </w:lvlOverride>
   </w:num>
-  <w:num w:numId="52" w16cid:durableId="916981095">
+  <w:num w:numId="52" w16cid:durableId="586574006">
     <w:abstractNumId w:val="2"/>
     <w:lvlOverride w:ilvl="0">
       <w:startOverride w:val="1"/>
@@ -29036,7 +29168,7 @@
     <w:name w:val="header"/>
     <w:basedOn w:val="a"/>
     <w:link w:val="af1"/>
-    <w:rsid w:val="007A0515"/>
+    <w:rsid w:val="00C56B8D"/>
     <w:pPr>
       <w:tabs>
         <w:tab w:val="center" w:pos="4153"/>
@@ -29054,7 +29186,7 @@
     <w:name w:val="页眉 字符"/>
     <w:basedOn w:val="a1"/>
     <w:link w:val="af0"/>
-    <w:rsid w:val="007A0515"/>
+    <w:rsid w:val="00C56B8D"/>
     <w:rPr>
       <w:sz w:val="18"/>
       <w:szCs w:val="18"/>
@@ -29064,7 +29196,7 @@
     <w:name w:val="footer"/>
     <w:basedOn w:val="a"/>
     <w:link w:val="af3"/>
-    <w:rsid w:val="007A0515"/>
+    <w:rsid w:val="00C56B8D"/>
     <w:pPr>
       <w:tabs>
         <w:tab w:val="center" w:pos="4153"/>
@@ -29081,7 +29213,7 @@
     <w:name w:val="页脚 字符"/>
     <w:basedOn w:val="a1"/>
     <w:link w:val="af2"/>
-    <w:rsid w:val="007A0515"/>
+    <w:rsid w:val="00C56B8D"/>
     <w:rPr>
       <w:sz w:val="18"/>
       <w:szCs w:val="18"/>
@@ -29090,7 +29222,7 @@
   <w:style w:type="character" w:styleId="af4">
     <w:name w:val="page number"/>
     <w:basedOn w:val="a1"/>
-    <w:rsid w:val="007A0515"/>
+    <w:rsid w:val="00C56B8D"/>
   </w:style>
 </w:styles>
 </file>
